--- a/README.docx
+++ b/README.docx
@@ -313,6 +313,7 @@
       <w:r>
         <w:rPr>
           <w:rFonts w:ascii="Arial" w:hAnsi="Arial" w:cs="Arial"/>
+          <w:noProof/>
           <w:sz w:val="28"/>
           <w:szCs w:val="28"/>
           <w:u w:val="single"/>
@@ -491,6 +492,7 @@
       <w:r>
         <w:rPr>
           <w:rFonts w:ascii="Arial" w:hAnsi="Arial" w:cs="Arial"/>
+          <w:noProof/>
           <w:sz w:val="28"/>
           <w:szCs w:val="28"/>
         </w:rPr>
@@ -611,6 +613,7 @@
       <w:r>
         <w:rPr>
           <w:rFonts w:ascii="Arial" w:hAnsi="Arial" w:cs="Arial"/>
+          <w:noProof/>
           <w:sz w:val="28"/>
           <w:szCs w:val="28"/>
         </w:rPr>
@@ -1652,6 +1655,7 @@
   <w:style w:type="character" w:default="1" w:styleId="DefaultParagraphFont">
     <w:name w:val="Default Paragraph Font"/>
     <w:uiPriority w:val="1"/>
+    <w:semiHidden/>
     <w:unhideWhenUsed/>
   </w:style>
   <w:style w:type="table" w:default="1" w:styleId="TableNormal">

--- a/README.docx
+++ b/README.docx
@@ -109,6 +109,74 @@
     </w:p>
     <w:p>
       <w:pPr>
+        <w:pStyle w:val="NormalWeb"/>
+      </w:pPr>
+      <w:r>
+        <w:rPr>
+          <w:noProof/>
+        </w:rPr>
+        <w:drawing>
+          <wp:inline distT="0" distB="0" distL="0" distR="0" wp14:anchorId="55ED1D51" wp14:editId="4F882C7C">
+            <wp:extent cx="1985554" cy="2682240"/>
+            <wp:effectExtent l="0" t="0" r="0" b="3810"/>
+            <wp:docPr id="4" name="Picture 2"/>
+            <wp:cNvGraphicFramePr>
+              <a:graphicFrameLocks xmlns:a="http://schemas.openxmlformats.org/drawingml/2006/main" noChangeAspect="1"/>
+            </wp:cNvGraphicFramePr>
+            <a:graphic xmlns:a="http://schemas.openxmlformats.org/drawingml/2006/main">
+              <a:graphicData uri="http://schemas.openxmlformats.org/drawingml/2006/picture">
+                <pic:pic xmlns:pic="http://schemas.openxmlformats.org/drawingml/2006/picture">
+                  <pic:nvPicPr>
+                    <pic:cNvPr id="0" name="Picture 4"/>
+                    <pic:cNvPicPr>
+                      <a:picLocks noChangeAspect="1" noChangeArrowheads="1"/>
+                    </pic:cNvPicPr>
+                  </pic:nvPicPr>
+                  <pic:blipFill>
+                    <a:blip r:embed="rId5">
+                      <a:extLst>
+                        <a:ext uri="{28A0092B-C50C-407E-A947-70E740481C1C}">
+                          <a14:useLocalDpi xmlns:a14="http://schemas.microsoft.com/office/drawing/2010/main" val="0"/>
+                        </a:ext>
+                      </a:extLst>
+                    </a:blip>
+                    <a:srcRect/>
+                    <a:stretch>
+                      <a:fillRect/>
+                    </a:stretch>
+                  </pic:blipFill>
+                  <pic:spPr bwMode="auto">
+                    <a:xfrm>
+                      <a:off x="0" y="0"/>
+                      <a:ext cx="1991650" cy="2690475"/>
+                    </a:xfrm>
+                    <a:prstGeom prst="rect">
+                      <a:avLst/>
+                    </a:prstGeom>
+                    <a:noFill/>
+                    <a:ln>
+                      <a:noFill/>
+                    </a:ln>
+                  </pic:spPr>
+                </pic:pic>
+              </a:graphicData>
+            </a:graphic>
+          </wp:inline>
+        </w:drawing>
+      </w:r>
+    </w:p>
+    <w:p>
+      <w:pPr>
+        <w:jc w:val="both"/>
+        <w:rPr>
+          <w:rFonts w:ascii="Arial" w:hAnsi="Arial" w:cs="Arial"/>
+          <w:sz w:val="28"/>
+          <w:szCs w:val="28"/>
+        </w:rPr>
+      </w:pPr>
+    </w:p>
+    <w:p>
+      <w:pPr>
         <w:jc w:val="both"/>
         <w:rPr>
           <w:rFonts w:ascii="Arial" w:hAnsi="Arial" w:cs="Arial"/>
@@ -245,6 +313,149 @@
         </w:rPr>
         <w:t xml:space="preserve"> to create a meaningful social suggestion for the user.</w:t>
       </w:r>
+      <w:sdt>
+        <w:sdtPr>
+          <w:rPr>
+            <w:rFonts w:ascii="Arial" w:hAnsi="Arial" w:cs="Arial"/>
+            <w:sz w:val="28"/>
+            <w:szCs w:val="28"/>
+          </w:rPr>
+          <w:id w:val="1077633486"/>
+          <w:citation/>
+        </w:sdtPr>
+        <w:sdtContent>
+          <w:r>
+            <w:rPr>
+              <w:rFonts w:ascii="Arial" w:hAnsi="Arial" w:cs="Arial"/>
+              <w:sz w:val="28"/>
+              <w:szCs w:val="28"/>
+            </w:rPr>
+            <w:fldChar w:fldCharType="begin"/>
+          </w:r>
+          <w:r>
+            <w:rPr>
+              <w:rFonts w:ascii="Arial" w:hAnsi="Arial" w:cs="Arial"/>
+              <w:sz w:val="28"/>
+              <w:szCs w:val="28"/>
+            </w:rPr>
+            <w:instrText xml:space="preserve"> CITATION CHA26 \l 7177 </w:instrText>
+          </w:r>
+          <w:r>
+            <w:rPr>
+              <w:rFonts w:ascii="Arial" w:hAnsi="Arial" w:cs="Arial"/>
+              <w:sz w:val="28"/>
+              <w:szCs w:val="28"/>
+            </w:rPr>
+            <w:fldChar w:fldCharType="separate"/>
+          </w:r>
+          <w:r>
+            <w:rPr>
+              <w:rFonts w:ascii="Arial" w:hAnsi="Arial" w:cs="Arial"/>
+              <w:noProof/>
+              <w:sz w:val="28"/>
+              <w:szCs w:val="28"/>
+            </w:rPr>
+            <w:t xml:space="preserve"> </w:t>
+          </w:r>
+          <w:r>
+            <w:rPr>
+              <w:rFonts w:ascii="Arial" w:hAnsi="Arial" w:cs="Arial"/>
+              <w:noProof/>
+              <w:sz w:val="28"/>
+              <w:szCs w:val="28"/>
+            </w:rPr>
+            <w:t>(CHATGPT, 2026)</w:t>
+          </w:r>
+          <w:r>
+            <w:rPr>
+              <w:rFonts w:ascii="Arial" w:hAnsi="Arial" w:cs="Arial"/>
+              <w:sz w:val="28"/>
+              <w:szCs w:val="28"/>
+            </w:rPr>
+            <w:fldChar w:fldCharType="end"/>
+          </w:r>
+        </w:sdtContent>
+      </w:sdt>
+    </w:p>
+    <w:p>
+      <w:pPr>
+        <w:jc w:val="both"/>
+        <w:rPr>
+          <w:rFonts w:ascii="Arial" w:hAnsi="Arial" w:cs="Arial"/>
+          <w:sz w:val="28"/>
+          <w:szCs w:val="28"/>
+        </w:rPr>
+      </w:pPr>
+    </w:p>
+    <w:p>
+      <w:pPr>
+        <w:jc w:val="both"/>
+        <w:rPr>
+          <w:rFonts w:ascii="Arial" w:hAnsi="Arial" w:cs="Arial"/>
+          <w:sz w:val="28"/>
+          <w:szCs w:val="28"/>
+        </w:rPr>
+      </w:pPr>
+    </w:p>
+    <w:p>
+      <w:pPr>
+        <w:jc w:val="both"/>
+        <w:rPr>
+          <w:rFonts w:ascii="Arial" w:hAnsi="Arial" w:cs="Arial"/>
+          <w:sz w:val="28"/>
+          <w:szCs w:val="28"/>
+        </w:rPr>
+      </w:pPr>
+    </w:p>
+    <w:p>
+      <w:pPr>
+        <w:jc w:val="both"/>
+        <w:rPr>
+          <w:rFonts w:ascii="Arial" w:hAnsi="Arial" w:cs="Arial"/>
+          <w:sz w:val="28"/>
+          <w:szCs w:val="28"/>
+        </w:rPr>
+      </w:pPr>
+    </w:p>
+    <w:p>
+      <w:pPr>
+        <w:jc w:val="both"/>
+        <w:rPr>
+          <w:rFonts w:ascii="Arial" w:hAnsi="Arial" w:cs="Arial"/>
+          <w:sz w:val="28"/>
+          <w:szCs w:val="28"/>
+        </w:rPr>
+      </w:pPr>
+    </w:p>
+    <w:p>
+      <w:pPr>
+        <w:jc w:val="both"/>
+        <w:rPr>
+          <w:rFonts w:ascii="Arial" w:hAnsi="Arial" w:cs="Arial"/>
+          <w:sz w:val="28"/>
+          <w:szCs w:val="28"/>
+        </w:rPr>
+      </w:pPr>
+    </w:p>
+    <w:p>
+      <w:pPr>
+        <w:jc w:val="both"/>
+        <w:rPr>
+          <w:rFonts w:ascii="Arial" w:hAnsi="Arial" w:cs="Arial"/>
+          <w:sz w:val="28"/>
+          <w:szCs w:val="28"/>
+        </w:rPr>
+      </w:pPr>
+    </w:p>
+    <w:p>
+      <w:pPr>
+        <w:jc w:val="both"/>
+        <w:rPr>
+          <w:rFonts w:ascii="Arial" w:hAnsi="Arial" w:cs="Arial"/>
+          <w:sz w:val="28"/>
+          <w:szCs w:val="28"/>
+        </w:rPr>
+      </w:pPr>
     </w:p>
     <w:p>
       <w:pPr>
@@ -334,7 +545,7 @@
                     <pic:cNvPicPr/>
                   </pic:nvPicPr>
                   <pic:blipFill>
-                    <a:blip r:embed="rId5"/>
+                    <a:blip r:embed="rId6"/>
                     <a:stretch>
                       <a:fillRect/>
                     </a:stretch>
@@ -362,14 +573,27 @@
       <w:r>
         <w:t xml:space="preserve">Figure </w:t>
       </w:r>
-      <w:fldSimple w:instr=" SEQ Figure \* ARABIC ">
-        <w:r>
-          <w:rPr>
-            <w:noProof/>
-          </w:rPr>
-          <w:t>1</w:t>
-        </w:r>
-      </w:fldSimple>
+      <w:r>
+        <w:fldChar w:fldCharType="begin"/>
+      </w:r>
+      <w:r>
+        <w:instrText xml:space="preserve"> SEQ Figure \* ARABIC </w:instrText>
+      </w:r>
+      <w:r>
+        <w:fldChar w:fldCharType="separate"/>
+      </w:r>
+      <w:r>
+        <w:rPr>
+          <w:noProof/>
+        </w:rPr>
+        <w:t>1</w:t>
+      </w:r>
+      <w:r>
+        <w:rPr>
+          <w:noProof/>
+        </w:rPr>
+        <w:fldChar w:fldCharType="end"/>
+      </w:r>
       <w:r>
         <w:t>: When a user types morning</w:t>
       </w:r>
@@ -390,7 +614,6 @@
           <w:sz w:val="28"/>
           <w:szCs w:val="28"/>
         </w:rPr>
-        <w:lastRenderedPageBreak/>
         <w:drawing>
           <wp:inline distT="0" distB="0" distL="0" distR="0" wp14:anchorId="3FFEB3CA" wp14:editId="66F33E28">
             <wp:extent cx="1852047" cy="3094013"/>
@@ -409,7 +632,7 @@
                     </pic:cNvPicPr>
                   </pic:nvPicPr>
                   <pic:blipFill>
-                    <a:blip r:embed="rId6">
+                    <a:blip r:embed="rId7">
                       <a:extLst>
                         <a:ext uri="{28A0092B-C50C-407E-A947-70E740481C1C}">
                           <a14:useLocalDpi xmlns:a14="http://schemas.microsoft.com/office/drawing/2010/main" val="0"/>
@@ -450,52 +673,58 @@
       <w:r>
         <w:t xml:space="preserve">Figure </w:t>
       </w:r>
-      <w:fldSimple w:instr=" SEQ Figure \* ARABIC ">
-        <w:r>
-          <w:rPr>
-            <w:noProof/>
-          </w:rPr>
-          <w:t>2</w:t>
-        </w:r>
-      </w:fldSimple>
-      <w:r>
-        <w:t xml:space="preserve">: When a User </w:t>
-      </w:r>
-      <w:proofErr w:type="gramStart"/>
-      <w:r>
-        <w:t>types</w:t>
-      </w:r>
-      <w:proofErr w:type="gramEnd"/>
-      <w:r>
-        <w:t xml:space="preserve"> afternoon</w:t>
-      </w:r>
-    </w:p>
-    <w:p>
-      <w:pPr>
-        <w:jc w:val="both"/>
-        <w:rPr>
-          <w:rFonts w:ascii="Arial" w:hAnsi="Arial" w:cs="Arial"/>
-          <w:sz w:val="28"/>
-          <w:szCs w:val="28"/>
-        </w:rPr>
-      </w:pPr>
-    </w:p>
-    <w:p>
-      <w:pPr>
-        <w:jc w:val="both"/>
-        <w:rPr>
-          <w:rFonts w:ascii="Arial" w:hAnsi="Arial" w:cs="Arial"/>
-          <w:sz w:val="28"/>
-          <w:szCs w:val="28"/>
-        </w:rPr>
-      </w:pPr>
-      <w:r>
-        <w:rPr>
-          <w:rFonts w:ascii="Arial" w:hAnsi="Arial" w:cs="Arial"/>
+      <w:r>
+        <w:fldChar w:fldCharType="begin"/>
+      </w:r>
+      <w:r>
+        <w:instrText xml:space="preserve"> SEQ Figure \* ARABIC </w:instrText>
+      </w:r>
+      <w:r>
+        <w:fldChar w:fldCharType="separate"/>
+      </w:r>
+      <w:r>
+        <w:rPr>
           <w:noProof/>
-          <w:sz w:val="28"/>
-          <w:szCs w:val="28"/>
-        </w:rPr>
+        </w:rPr>
+        <w:t>2</w:t>
+      </w:r>
+      <w:r>
+        <w:rPr>
+          <w:noProof/>
+        </w:rPr>
+        <w:fldChar w:fldCharType="end"/>
+      </w:r>
+      <w:r>
+        <w:t>: When a User types afternoon</w:t>
+      </w:r>
+    </w:p>
+    <w:p>
+      <w:pPr>
+        <w:jc w:val="both"/>
+        <w:rPr>
+          <w:rFonts w:ascii="Arial" w:hAnsi="Arial" w:cs="Arial"/>
+          <w:sz w:val="28"/>
+          <w:szCs w:val="28"/>
+        </w:rPr>
+      </w:pPr>
+    </w:p>
+    <w:p>
+      <w:pPr>
+        <w:jc w:val="both"/>
+        <w:rPr>
+          <w:rFonts w:ascii="Arial" w:hAnsi="Arial" w:cs="Arial"/>
+          <w:sz w:val="28"/>
+          <w:szCs w:val="28"/>
+        </w:rPr>
+      </w:pPr>
+      <w:r>
+        <w:rPr>
+          <w:rFonts w:ascii="Arial" w:hAnsi="Arial" w:cs="Arial"/>
+          <w:noProof/>
+          <w:sz w:val="28"/>
+          <w:szCs w:val="28"/>
+        </w:rPr>
+        <w:lastRenderedPageBreak/>
         <w:drawing>
           <wp:inline distT="0" distB="0" distL="0" distR="0" wp14:anchorId="5ACDD502" wp14:editId="59933070">
             <wp:extent cx="1877659" cy="3429000"/>
@@ -512,7 +741,7 @@
                     <pic:cNvPicPr/>
                   </pic:nvPicPr>
                   <pic:blipFill>
-                    <a:blip r:embed="rId7"/>
+                    <a:blip r:embed="rId8"/>
                     <a:stretch>
                       <a:fillRect/>
                     </a:stretch>
@@ -545,14 +774,27 @@
       <w:r>
         <w:t xml:space="preserve">Figure </w:t>
       </w:r>
-      <w:fldSimple w:instr=" SEQ Figure \* ARABIC ">
-        <w:r>
-          <w:rPr>
-            <w:noProof/>
-          </w:rPr>
-          <w:t>3</w:t>
-        </w:r>
-      </w:fldSimple>
+      <w:r>
+        <w:fldChar w:fldCharType="begin"/>
+      </w:r>
+      <w:r>
+        <w:instrText xml:space="preserve"> SEQ Figure \* ARABIC </w:instrText>
+      </w:r>
+      <w:r>
+        <w:fldChar w:fldCharType="separate"/>
+      </w:r>
+      <w:r>
+        <w:rPr>
+          <w:noProof/>
+        </w:rPr>
+        <w:t>3</w:t>
+      </w:r>
+      <w:r>
+        <w:rPr>
+          <w:noProof/>
+        </w:rPr>
+        <w:fldChar w:fldCharType="end"/>
+      </w:r>
       <w:r>
         <w:t>: When a User types mid-morning</w:t>
       </w:r>
@@ -574,42 +816,6 @@
           <w:szCs w:val="28"/>
         </w:rPr>
       </w:pPr>
-    </w:p>
-    <w:p>
-      <w:pPr>
-        <w:rPr>
-          <w:rFonts w:ascii="Arial" w:hAnsi="Arial" w:cs="Arial"/>
-          <w:sz w:val="28"/>
-          <w:szCs w:val="28"/>
-        </w:rPr>
-      </w:pPr>
-    </w:p>
-    <w:p>
-      <w:pPr>
-        <w:rPr>
-          <w:rFonts w:ascii="Arial" w:hAnsi="Arial" w:cs="Arial"/>
-          <w:sz w:val="28"/>
-          <w:szCs w:val="28"/>
-        </w:rPr>
-      </w:pPr>
-    </w:p>
-    <w:p>
-      <w:pPr>
-        <w:rPr>
-          <w:rFonts w:ascii="Arial" w:hAnsi="Arial" w:cs="Arial"/>
-          <w:sz w:val="28"/>
-          <w:szCs w:val="28"/>
-        </w:rPr>
-      </w:pPr>
-    </w:p>
-    <w:p>
-      <w:pPr>
-        <w:rPr>
-          <w:rFonts w:ascii="Arial" w:hAnsi="Arial" w:cs="Arial"/>
-          <w:sz w:val="28"/>
-          <w:szCs w:val="28"/>
-        </w:rPr>
-      </w:pPr>
       <w:r>
         <w:rPr>
           <w:rFonts w:ascii="Arial" w:hAnsi="Arial" w:cs="Arial"/>
@@ -617,7 +823,6 @@
           <w:sz w:val="28"/>
           <w:szCs w:val="28"/>
         </w:rPr>
-        <w:lastRenderedPageBreak/>
         <w:drawing>
           <wp:inline distT="0" distB="0" distL="0" distR="0" wp14:anchorId="1A04264C" wp14:editId="6F5E3B20">
             <wp:extent cx="2034123" cy="3474720"/>
@@ -634,7 +839,7 @@
                     <pic:cNvPicPr/>
                   </pic:nvPicPr>
                   <pic:blipFill>
-                    <a:blip r:embed="rId8"/>
+                    <a:blip r:embed="rId9"/>
                     <a:stretch>
                       <a:fillRect/>
                     </a:stretch>
@@ -662,31 +867,37 @@
       <w:r>
         <w:t xml:space="preserve">Figure </w:t>
       </w:r>
-      <w:fldSimple w:instr=" SEQ Figure \* ARABIC ">
-        <w:r>
-          <w:rPr>
-            <w:noProof/>
-          </w:rPr>
-          <w:t>4</w:t>
-        </w:r>
-      </w:fldSimple>
-      <w:r>
-        <w:t xml:space="preserve">:When a User </w:t>
-      </w:r>
-      <w:proofErr w:type="gramStart"/>
-      <w:r>
-        <w:t>types</w:t>
-      </w:r>
-      <w:proofErr w:type="gramEnd"/>
-      <w:r>
-        <w:t xml:space="preserve"> afternoon snack time</w:t>
-      </w:r>
-    </w:p>
-    <w:p>
+      <w:r>
+        <w:fldChar w:fldCharType="begin"/>
+      </w:r>
+      <w:r>
+        <w:instrText xml:space="preserve"> SEQ Figure \* ARABIC </w:instrText>
+      </w:r>
+      <w:r>
+        <w:fldChar w:fldCharType="separate"/>
+      </w:r>
       <w:r>
         <w:rPr>
           <w:noProof/>
         </w:rPr>
+        <w:t>4</w:t>
+      </w:r>
+      <w:r>
+        <w:rPr>
+          <w:noProof/>
+        </w:rPr>
+        <w:fldChar w:fldCharType="end"/>
+      </w:r>
+      <w:r>
+        <w:t>:When a User types afternoon snack time</w:t>
+      </w:r>
+    </w:p>
+    <w:p>
+      <w:r>
+        <w:rPr>
+          <w:noProof/>
+        </w:rPr>
+        <w:lastRenderedPageBreak/>
         <w:drawing>
           <wp:inline distT="0" distB="0" distL="0" distR="0" wp14:anchorId="58662F58" wp14:editId="2C9005AC">
             <wp:extent cx="2070778" cy="3169920"/>
@@ -705,7 +916,7 @@
                     </pic:cNvPicPr>
                   </pic:nvPicPr>
                   <pic:blipFill>
-                    <a:blip r:embed="rId9">
+                    <a:blip r:embed="rId10">
                       <a:extLst>
                         <a:ext uri="{28A0092B-C50C-407E-A947-70E740481C1C}">
                           <a14:useLocalDpi xmlns:a14="http://schemas.microsoft.com/office/drawing/2010/main" val="0"/>
@@ -741,39 +952,37 @@
       <w:r>
         <w:t xml:space="preserve">Figure </w:t>
       </w:r>
-      <w:fldSimple w:instr=" SEQ Figure \* ARABIC ">
-        <w:r>
-          <w:rPr>
-            <w:noProof/>
-          </w:rPr>
-          <w:t>5</w:t>
-        </w:r>
-      </w:fldSimple>
-      <w:r>
-        <w:t xml:space="preserve">: When a User </w:t>
-      </w:r>
-      <w:proofErr w:type="gramStart"/>
-      <w:r>
-        <w:t>types</w:t>
-      </w:r>
-      <w:proofErr w:type="gramEnd"/>
-      <w:r>
-        <w:t xml:space="preserve"> dinner</w:t>
+      <w:r>
+        <w:fldChar w:fldCharType="begin"/>
+      </w:r>
+      <w:r>
+        <w:instrText xml:space="preserve"> SEQ Figure \* ARABIC </w:instrText>
+      </w:r>
+      <w:r>
+        <w:fldChar w:fldCharType="separate"/>
+      </w:r>
+      <w:r>
+        <w:rPr>
+          <w:noProof/>
+        </w:rPr>
+        <w:t>5</w:t>
+      </w:r>
+      <w:r>
+        <w:rPr>
+          <w:noProof/>
+        </w:rPr>
+        <w:fldChar w:fldCharType="end"/>
+      </w:r>
+      <w:r>
+        <w:t>: When a User types dinner</w:t>
       </w:r>
     </w:p>
     <w:p/>
-    <w:p/>
-    <w:p/>
-    <w:p/>
-    <w:p/>
-    <w:p/>
-    <w:p/>
     <w:p>
       <w:r>
         <w:rPr>
           <w:noProof/>
         </w:rPr>
-        <w:lastRenderedPageBreak/>
         <w:drawing>
           <wp:inline distT="0" distB="0" distL="0" distR="0" wp14:anchorId="7E9307F4" wp14:editId="065B6239">
             <wp:extent cx="1927860" cy="3209985"/>
@@ -792,7 +1001,7 @@
                     </pic:cNvPicPr>
                   </pic:nvPicPr>
                   <pic:blipFill>
-                    <a:blip r:embed="rId10">
+                    <a:blip r:embed="rId11">
                       <a:extLst>
                         <a:ext uri="{28A0092B-C50C-407E-A947-70E740481C1C}">
                           <a14:useLocalDpi xmlns:a14="http://schemas.microsoft.com/office/drawing/2010/main" val="0"/>
@@ -828,35 +1037,111 @@
       <w:r>
         <w:t xml:space="preserve">Figure </w:t>
       </w:r>
-      <w:fldSimple w:instr=" SEQ Figure \* ARABIC ">
-        <w:r>
+      <w:r>
+        <w:fldChar w:fldCharType="begin"/>
+      </w:r>
+      <w:r>
+        <w:instrText xml:space="preserve"> SEQ Figure \* ARABIC </w:instrText>
+      </w:r>
+      <w:r>
+        <w:fldChar w:fldCharType="separate"/>
+      </w:r>
+      <w:r>
+        <w:rPr>
+          <w:noProof/>
+        </w:rPr>
+        <w:t>6</w:t>
+      </w:r>
+      <w:r>
+        <w:rPr>
+          <w:noProof/>
+        </w:rPr>
+        <w:fldChar w:fldCharType="end"/>
+      </w:r>
+      <w:r>
+        <w:t>: When a User types after dinner</w:t>
+      </w:r>
+    </w:p>
+    <w:p>
+      <w:pPr>
+        <w:jc w:val="both"/>
+        <w:rPr>
+          <w:rFonts w:ascii="Arial" w:hAnsi="Arial" w:cs="Arial"/>
+          <w:sz w:val="28"/>
+          <w:szCs w:val="28"/>
+        </w:rPr>
+      </w:pPr>
+      <w:r>
+        <w:rPr>
+          <w:rFonts w:ascii="Arial" w:hAnsi="Arial" w:cs="Arial"/>
+          <w:sz w:val="28"/>
+          <w:szCs w:val="28"/>
+        </w:rPr>
+        <w:t>The Social Spark App is useful because it helps people connect socially every day, helps people who don’t know what to say or when to say it, and helps people be positive and connect with others. It’s easy to use, quick, and simple.</w:t>
+      </w:r>
+      <w:sdt>
+        <w:sdtPr>
           <w:rPr>
-            <w:noProof/>
+            <w:rFonts w:ascii="Arial" w:hAnsi="Arial" w:cs="Arial"/>
+            <w:sz w:val="28"/>
+            <w:szCs w:val="28"/>
           </w:rPr>
-          <w:t>6</w:t>
-        </w:r>
-      </w:fldSimple>
-      <w:r>
-        <w:t>: When a User types after dinner</w:t>
-      </w:r>
-    </w:p>
-    <w:p>
-      <w:pPr>
-        <w:jc w:val="both"/>
-        <w:rPr>
-          <w:rFonts w:ascii="Arial" w:hAnsi="Arial" w:cs="Arial"/>
-          <w:sz w:val="28"/>
-          <w:szCs w:val="28"/>
-        </w:rPr>
-      </w:pPr>
-      <w:r>
-        <w:rPr>
-          <w:rFonts w:ascii="Arial" w:hAnsi="Arial" w:cs="Arial"/>
-          <w:sz w:val="28"/>
-          <w:szCs w:val="28"/>
-        </w:rPr>
-        <w:t>The Social Spark App is useful because it helps people connect socially every day, helps people who don’t know what to say or when to say it, and helps people be positive and connect with others. It’s easy to use, quick, and simple.</w:t>
-      </w:r>
+          <w:id w:val="2065595146"/>
+          <w:citation/>
+        </w:sdtPr>
+        <w:sdtContent>
+          <w:r>
+            <w:rPr>
+              <w:rFonts w:ascii="Arial" w:hAnsi="Arial" w:cs="Arial"/>
+              <w:sz w:val="28"/>
+              <w:szCs w:val="28"/>
+            </w:rPr>
+            <w:fldChar w:fldCharType="begin"/>
+          </w:r>
+          <w:r>
+            <w:rPr>
+              <w:rFonts w:ascii="Arial" w:hAnsi="Arial" w:cs="Arial"/>
+              <w:sz w:val="28"/>
+              <w:szCs w:val="28"/>
+            </w:rPr>
+            <w:instrText xml:space="preserve"> CITATION CHA26 \l 7177 </w:instrText>
+          </w:r>
+          <w:r>
+            <w:rPr>
+              <w:rFonts w:ascii="Arial" w:hAnsi="Arial" w:cs="Arial"/>
+              <w:sz w:val="28"/>
+              <w:szCs w:val="28"/>
+            </w:rPr>
+            <w:fldChar w:fldCharType="separate"/>
+          </w:r>
+          <w:r>
+            <w:rPr>
+              <w:rFonts w:ascii="Arial" w:hAnsi="Arial" w:cs="Arial"/>
+              <w:noProof/>
+              <w:sz w:val="28"/>
+              <w:szCs w:val="28"/>
+            </w:rPr>
+            <w:t xml:space="preserve"> </w:t>
+          </w:r>
+          <w:r>
+            <w:rPr>
+              <w:rFonts w:ascii="Arial" w:hAnsi="Arial" w:cs="Arial"/>
+              <w:noProof/>
+              <w:sz w:val="28"/>
+              <w:szCs w:val="28"/>
+            </w:rPr>
+            <w:t>(CHATGPT, 2026)</w:t>
+          </w:r>
+          <w:r>
+            <w:rPr>
+              <w:rFonts w:ascii="Arial" w:hAnsi="Arial" w:cs="Arial"/>
+              <w:sz w:val="28"/>
+              <w:szCs w:val="28"/>
+            </w:rPr>
+            <w:fldChar w:fldCharType="end"/>
+          </w:r>
+        </w:sdtContent>
+      </w:sdt>
     </w:p>
     <w:p>
       <w:pPr>
@@ -875,6 +1160,746 @@
         </w:rPr>
         <w:t>In other words, the Social Spark App is a simple yet efficient application that brings technology and social awareness together to encourage users to develop meaningful connections. This not only helps individuals develop their communication skills but also teaches them the fundamental concepts of programming.</w:t>
       </w:r>
+      <w:sdt>
+        <w:sdtPr>
+          <w:rPr>
+            <w:rFonts w:ascii="Arial" w:hAnsi="Arial" w:cs="Arial"/>
+            <w:sz w:val="28"/>
+            <w:szCs w:val="28"/>
+          </w:rPr>
+          <w:id w:val="-2088450318"/>
+          <w:citation/>
+        </w:sdtPr>
+        <w:sdtContent>
+          <w:r>
+            <w:rPr>
+              <w:rFonts w:ascii="Arial" w:hAnsi="Arial" w:cs="Arial"/>
+              <w:sz w:val="28"/>
+              <w:szCs w:val="28"/>
+            </w:rPr>
+            <w:fldChar w:fldCharType="begin"/>
+          </w:r>
+          <w:r>
+            <w:rPr>
+              <w:rFonts w:ascii="Arial" w:hAnsi="Arial" w:cs="Arial"/>
+              <w:sz w:val="28"/>
+              <w:szCs w:val="28"/>
+            </w:rPr>
+            <w:instrText xml:space="preserve"> CITATION CHA26 \l 7177 </w:instrText>
+          </w:r>
+          <w:r>
+            <w:rPr>
+              <w:rFonts w:ascii="Arial" w:hAnsi="Arial" w:cs="Arial"/>
+              <w:sz w:val="28"/>
+              <w:szCs w:val="28"/>
+            </w:rPr>
+            <w:fldChar w:fldCharType="separate"/>
+          </w:r>
+          <w:r>
+            <w:rPr>
+              <w:rFonts w:ascii="Arial" w:hAnsi="Arial" w:cs="Arial"/>
+              <w:noProof/>
+              <w:sz w:val="28"/>
+              <w:szCs w:val="28"/>
+            </w:rPr>
+            <w:t xml:space="preserve"> </w:t>
+          </w:r>
+          <w:r>
+            <w:rPr>
+              <w:rFonts w:ascii="Arial" w:hAnsi="Arial" w:cs="Arial"/>
+              <w:noProof/>
+              <w:sz w:val="28"/>
+              <w:szCs w:val="28"/>
+            </w:rPr>
+            <w:t>(CHATGPT, 2026)</w:t>
+          </w:r>
+          <w:r>
+            <w:rPr>
+              <w:rFonts w:ascii="Arial" w:hAnsi="Arial" w:cs="Arial"/>
+              <w:sz w:val="28"/>
+              <w:szCs w:val="28"/>
+            </w:rPr>
+            <w:fldChar w:fldCharType="end"/>
+          </w:r>
+        </w:sdtContent>
+      </w:sdt>
+    </w:p>
+    <w:p>
+      <w:pPr>
+        <w:jc w:val="both"/>
+        <w:rPr>
+          <w:rFonts w:ascii="Arial" w:hAnsi="Arial" w:cs="Arial"/>
+          <w:sz w:val="28"/>
+          <w:szCs w:val="28"/>
+          <w:u w:val="single"/>
+        </w:rPr>
+      </w:pPr>
+      <w:r>
+        <w:rPr>
+          <w:rFonts w:ascii="Arial" w:hAnsi="Arial" w:cs="Arial"/>
+          <w:sz w:val="28"/>
+          <w:szCs w:val="28"/>
+          <w:u w:val="single"/>
+        </w:rPr>
+        <w:lastRenderedPageBreak/>
+        <w:t>Objectives</w:t>
+      </w:r>
+      <w:r>
+        <w:rPr>
+          <w:rFonts w:ascii="Arial" w:hAnsi="Arial" w:cs="Arial"/>
+          <w:sz w:val="28"/>
+          <w:szCs w:val="28"/>
+          <w:u w:val="single"/>
+        </w:rPr>
+        <w:t xml:space="preserve"> </w:t>
+      </w:r>
+    </w:p>
+    <w:p>
+      <w:pPr>
+        <w:spacing w:line="240" w:lineRule="auto"/>
+        <w:jc w:val="both"/>
+        <w:rPr>
+          <w:rFonts w:ascii="Arial" w:hAnsi="Arial" w:cs="Arial"/>
+          <w:sz w:val="28"/>
+          <w:szCs w:val="28"/>
+        </w:rPr>
+      </w:pPr>
+      <w:r>
+        <w:rPr>
+          <w:rFonts w:ascii="Arial" w:hAnsi="Arial" w:cs="Arial"/>
+          <w:sz w:val="28"/>
+          <w:szCs w:val="28"/>
+        </w:rPr>
+        <w:t>-To accept user input based on the time of day.</w:t>
+      </w:r>
+    </w:p>
+    <w:p>
+      <w:pPr>
+        <w:spacing w:line="240" w:lineRule="auto"/>
+        <w:jc w:val="both"/>
+        <w:rPr>
+          <w:rFonts w:ascii="Arial" w:hAnsi="Arial" w:cs="Arial"/>
+          <w:sz w:val="28"/>
+          <w:szCs w:val="28"/>
+        </w:rPr>
+      </w:pPr>
+      <w:r>
+        <w:rPr>
+          <w:rFonts w:ascii="Arial" w:hAnsi="Arial" w:cs="Arial"/>
+          <w:sz w:val="28"/>
+          <w:szCs w:val="28"/>
+        </w:rPr>
+        <w:t>-Process the input through conditional statements.</w:t>
+      </w:r>
+    </w:p>
+    <w:p>
+      <w:pPr>
+        <w:spacing w:line="240" w:lineRule="auto"/>
+        <w:jc w:val="both"/>
+        <w:rPr>
+          <w:rFonts w:ascii="Arial" w:hAnsi="Arial" w:cs="Arial"/>
+          <w:sz w:val="28"/>
+          <w:szCs w:val="28"/>
+        </w:rPr>
+      </w:pPr>
+      <w:r>
+        <w:rPr>
+          <w:rFonts w:ascii="Arial" w:hAnsi="Arial" w:cs="Arial"/>
+          <w:sz w:val="28"/>
+          <w:szCs w:val="28"/>
+        </w:rPr>
+        <w:t>-Display appropriate activity suggestions.</w:t>
+      </w:r>
+    </w:p>
+    <w:p>
+      <w:pPr>
+        <w:spacing w:line="240" w:lineRule="auto"/>
+        <w:jc w:val="both"/>
+        <w:rPr>
+          <w:rFonts w:ascii="Arial" w:hAnsi="Arial" w:cs="Arial"/>
+          <w:sz w:val="28"/>
+          <w:szCs w:val="28"/>
+        </w:rPr>
+      </w:pPr>
+      <w:r>
+        <w:rPr>
+          <w:rFonts w:ascii="Arial" w:hAnsi="Arial" w:cs="Arial"/>
+          <w:sz w:val="28"/>
+          <w:szCs w:val="28"/>
+        </w:rPr>
+        <w:t>-Designing an interactive and visually appealing mobile interface.</w:t>
+      </w:r>
+      <w:sdt>
+        <w:sdtPr>
+          <w:rPr>
+            <w:rFonts w:ascii="Arial" w:hAnsi="Arial" w:cs="Arial"/>
+            <w:sz w:val="28"/>
+            <w:szCs w:val="28"/>
+          </w:rPr>
+          <w:id w:val="2107078669"/>
+          <w:citation/>
+        </w:sdtPr>
+        <w:sdtContent>
+          <w:r>
+            <w:rPr>
+              <w:rFonts w:ascii="Arial" w:hAnsi="Arial" w:cs="Arial"/>
+              <w:sz w:val="28"/>
+              <w:szCs w:val="28"/>
+            </w:rPr>
+            <w:fldChar w:fldCharType="begin"/>
+          </w:r>
+          <w:r>
+            <w:rPr>
+              <w:rFonts w:ascii="Arial" w:hAnsi="Arial" w:cs="Arial"/>
+              <w:sz w:val="28"/>
+              <w:szCs w:val="28"/>
+            </w:rPr>
+            <w:instrText xml:space="preserve"> CITATION VNa26 \l 7177 </w:instrText>
+          </w:r>
+          <w:r>
+            <w:rPr>
+              <w:rFonts w:ascii="Arial" w:hAnsi="Arial" w:cs="Arial"/>
+              <w:sz w:val="28"/>
+              <w:szCs w:val="28"/>
+            </w:rPr>
+            <w:fldChar w:fldCharType="separate"/>
+          </w:r>
+          <w:r>
+            <w:rPr>
+              <w:rFonts w:ascii="Arial" w:hAnsi="Arial" w:cs="Arial"/>
+              <w:noProof/>
+              <w:sz w:val="28"/>
+              <w:szCs w:val="28"/>
+            </w:rPr>
+            <w:t xml:space="preserve"> </w:t>
+          </w:r>
+          <w:r>
+            <w:rPr>
+              <w:rFonts w:ascii="Arial" w:hAnsi="Arial" w:cs="Arial"/>
+              <w:noProof/>
+              <w:sz w:val="28"/>
+              <w:szCs w:val="28"/>
+            </w:rPr>
+            <w:t>(VNaidooDev, 2026)</w:t>
+          </w:r>
+          <w:r>
+            <w:rPr>
+              <w:rFonts w:ascii="Arial" w:hAnsi="Arial" w:cs="Arial"/>
+              <w:sz w:val="28"/>
+              <w:szCs w:val="28"/>
+            </w:rPr>
+            <w:fldChar w:fldCharType="end"/>
+          </w:r>
+        </w:sdtContent>
+      </w:sdt>
+    </w:p>
+    <w:p>
+      <w:pPr>
+        <w:spacing w:line="240" w:lineRule="auto"/>
+        <w:jc w:val="both"/>
+        <w:rPr>
+          <w:rFonts w:ascii="Arial" w:hAnsi="Arial" w:cs="Arial"/>
+          <w:sz w:val="28"/>
+          <w:szCs w:val="28"/>
+        </w:rPr>
+      </w:pPr>
+    </w:p>
+    <w:p>
+      <w:pPr>
+        <w:spacing w:line="240" w:lineRule="auto"/>
+        <w:jc w:val="both"/>
+        <w:rPr>
+          <w:rFonts w:ascii="Arial" w:hAnsi="Arial" w:cs="Arial"/>
+          <w:sz w:val="28"/>
+          <w:szCs w:val="28"/>
+          <w:u w:val="single"/>
+        </w:rPr>
+      </w:pPr>
+      <w:r>
+        <w:rPr>
+          <w:rFonts w:ascii="Arial" w:hAnsi="Arial" w:cs="Arial"/>
+          <w:sz w:val="28"/>
+          <w:szCs w:val="28"/>
+          <w:u w:val="single"/>
+        </w:rPr>
+        <w:t>Tech Stack</w:t>
+      </w:r>
+    </w:p>
+    <w:p>
+      <w:pPr>
+        <w:spacing w:line="240" w:lineRule="auto"/>
+        <w:jc w:val="both"/>
+        <w:rPr>
+          <w:rFonts w:ascii="Arial" w:hAnsi="Arial" w:cs="Arial"/>
+          <w:sz w:val="28"/>
+          <w:szCs w:val="28"/>
+        </w:rPr>
+      </w:pPr>
+      <w:r>
+        <w:rPr>
+          <w:rFonts w:ascii="Arial" w:hAnsi="Arial" w:cs="Arial"/>
+          <w:sz w:val="28"/>
+          <w:szCs w:val="28"/>
+        </w:rPr>
+        <w:t>- Programming Language:</w:t>
+      </w:r>
+      <w:r>
+        <w:rPr>
+          <w:rFonts w:ascii="Arial" w:hAnsi="Arial" w:cs="Arial"/>
+          <w:sz w:val="28"/>
+          <w:szCs w:val="28"/>
+        </w:rPr>
+        <w:t xml:space="preserve"> </w:t>
+      </w:r>
+      <w:r>
+        <w:rPr>
+          <w:rFonts w:ascii="Arial" w:hAnsi="Arial" w:cs="Arial"/>
+          <w:sz w:val="28"/>
+          <w:szCs w:val="28"/>
+        </w:rPr>
+        <w:t>Kotlin</w:t>
+      </w:r>
+    </w:p>
+    <w:p>
+      <w:pPr>
+        <w:spacing w:line="240" w:lineRule="auto"/>
+        <w:jc w:val="both"/>
+        <w:rPr>
+          <w:rFonts w:ascii="Arial" w:hAnsi="Arial" w:cs="Arial"/>
+          <w:sz w:val="28"/>
+          <w:szCs w:val="28"/>
+        </w:rPr>
+      </w:pPr>
+      <w:r>
+        <w:rPr>
+          <w:rFonts w:ascii="Arial" w:hAnsi="Arial" w:cs="Arial"/>
+          <w:sz w:val="28"/>
+          <w:szCs w:val="28"/>
+        </w:rPr>
+        <w:t>- IDE: Android Studio</w:t>
+      </w:r>
+    </w:p>
+    <w:p>
+      <w:pPr>
+        <w:spacing w:line="240" w:lineRule="auto"/>
+        <w:jc w:val="both"/>
+        <w:rPr>
+          <w:rFonts w:ascii="Arial" w:hAnsi="Arial" w:cs="Arial"/>
+          <w:sz w:val="28"/>
+          <w:szCs w:val="28"/>
+        </w:rPr>
+      </w:pPr>
+      <w:r>
+        <w:rPr>
+          <w:rFonts w:ascii="Arial" w:hAnsi="Arial" w:cs="Arial"/>
+          <w:sz w:val="28"/>
+          <w:szCs w:val="28"/>
+        </w:rPr>
+        <w:t>- UI Design: XML Layouts</w:t>
+      </w:r>
+    </w:p>
+    <w:p>
+      <w:pPr>
+        <w:spacing w:line="240" w:lineRule="auto"/>
+        <w:jc w:val="both"/>
+        <w:rPr>
+          <w:rFonts w:ascii="Arial" w:hAnsi="Arial" w:cs="Arial"/>
+          <w:sz w:val="28"/>
+          <w:szCs w:val="28"/>
+        </w:rPr>
+      </w:pPr>
+      <w:r>
+        <w:rPr>
+          <w:rFonts w:ascii="Arial" w:hAnsi="Arial" w:cs="Arial"/>
+          <w:sz w:val="28"/>
+          <w:szCs w:val="28"/>
+        </w:rPr>
+        <w:t>- Platform: Android SDK</w:t>
+      </w:r>
+      <w:r>
+        <w:rPr>
+          <w:rFonts w:ascii="Arial" w:hAnsi="Arial" w:cs="Arial"/>
+          <w:sz w:val="28"/>
+          <w:szCs w:val="28"/>
+        </w:rPr>
+        <w:t xml:space="preserve"> </w:t>
+      </w:r>
+      <w:sdt>
+        <w:sdtPr>
+          <w:rPr>
+            <w:rFonts w:ascii="Arial" w:hAnsi="Arial" w:cs="Arial"/>
+            <w:sz w:val="28"/>
+            <w:szCs w:val="28"/>
+          </w:rPr>
+          <w:id w:val="368341640"/>
+          <w:citation/>
+        </w:sdtPr>
+        <w:sdtContent>
+          <w:r>
+            <w:rPr>
+              <w:rFonts w:ascii="Arial" w:hAnsi="Arial" w:cs="Arial"/>
+              <w:sz w:val="28"/>
+              <w:szCs w:val="28"/>
+            </w:rPr>
+            <w:fldChar w:fldCharType="begin"/>
+          </w:r>
+          <w:r>
+            <w:rPr>
+              <w:rFonts w:ascii="Arial" w:hAnsi="Arial" w:cs="Arial"/>
+              <w:sz w:val="28"/>
+              <w:szCs w:val="28"/>
+            </w:rPr>
+            <w:instrText xml:space="preserve"> CITATION VNa26 \l 7177 </w:instrText>
+          </w:r>
+          <w:r>
+            <w:rPr>
+              <w:rFonts w:ascii="Arial" w:hAnsi="Arial" w:cs="Arial"/>
+              <w:sz w:val="28"/>
+              <w:szCs w:val="28"/>
+            </w:rPr>
+            <w:fldChar w:fldCharType="separate"/>
+          </w:r>
+          <w:r>
+            <w:rPr>
+              <w:rFonts w:ascii="Arial" w:hAnsi="Arial" w:cs="Arial"/>
+              <w:noProof/>
+              <w:sz w:val="28"/>
+              <w:szCs w:val="28"/>
+            </w:rPr>
+            <w:t>(VNaidooDev, 2026)</w:t>
+          </w:r>
+          <w:r>
+            <w:rPr>
+              <w:rFonts w:ascii="Arial" w:hAnsi="Arial" w:cs="Arial"/>
+              <w:sz w:val="28"/>
+              <w:szCs w:val="28"/>
+            </w:rPr>
+            <w:fldChar w:fldCharType="end"/>
+          </w:r>
+        </w:sdtContent>
+      </w:sdt>
+    </w:p>
+    <w:p>
+      <w:pPr>
+        <w:jc w:val="both"/>
+        <w:rPr>
+          <w:rFonts w:ascii="Arial" w:hAnsi="Arial" w:cs="Arial"/>
+          <w:sz w:val="28"/>
+          <w:szCs w:val="28"/>
+          <w:u w:val="single"/>
+        </w:rPr>
+      </w:pPr>
+      <w:r>
+        <w:rPr>
+          <w:rFonts w:ascii="Arial" w:hAnsi="Arial" w:cs="Arial"/>
+          <w:sz w:val="28"/>
+          <w:szCs w:val="28"/>
+          <w:u w:val="single"/>
+        </w:rPr>
+        <w:t xml:space="preserve">Features </w:t>
+      </w:r>
+    </w:p>
+    <w:p>
+      <w:pPr>
+        <w:jc w:val="both"/>
+        <w:rPr>
+          <w:rFonts w:ascii="Arial" w:hAnsi="Arial" w:cs="Arial"/>
+          <w:sz w:val="28"/>
+          <w:szCs w:val="28"/>
+        </w:rPr>
+      </w:pPr>
+      <w:r>
+        <w:rPr>
+          <w:rFonts w:ascii="Arial" w:hAnsi="Arial" w:cs="Arial"/>
+          <w:sz w:val="28"/>
+          <w:szCs w:val="28"/>
+        </w:rPr>
+        <w:t>- User inputs a field of day e.g)"Morning" in a variable named txtTime.</w:t>
+      </w:r>
+    </w:p>
+    <w:p>
+      <w:pPr>
+        <w:jc w:val="both"/>
+        <w:rPr>
+          <w:rFonts w:ascii="Arial" w:hAnsi="Arial" w:cs="Arial"/>
+          <w:sz w:val="28"/>
+          <w:szCs w:val="28"/>
+        </w:rPr>
+      </w:pPr>
+      <w:r>
+        <w:rPr>
+          <w:rFonts w:ascii="Arial" w:hAnsi="Arial" w:cs="Arial"/>
+          <w:sz w:val="28"/>
+          <w:szCs w:val="28"/>
+        </w:rPr>
+        <w:t>- "Get Suggestion" button to generate activity ideas in a variable named btnSuggestion.</w:t>
+      </w:r>
+    </w:p>
+    <w:p>
+      <w:pPr>
+        <w:jc w:val="both"/>
+        <w:rPr>
+          <w:rFonts w:ascii="Arial" w:hAnsi="Arial" w:cs="Arial"/>
+          <w:sz w:val="28"/>
+          <w:szCs w:val="28"/>
+        </w:rPr>
+      </w:pPr>
+      <w:r>
+        <w:rPr>
+          <w:rFonts w:ascii="Arial" w:hAnsi="Arial" w:cs="Arial"/>
+          <w:sz w:val="28"/>
+          <w:szCs w:val="28"/>
+        </w:rPr>
+        <w:t>- "Reset" button to clear input and output.</w:t>
+      </w:r>
+    </w:p>
+    <w:p>
+      <w:pPr>
+        <w:jc w:val="both"/>
+        <w:rPr>
+          <w:rFonts w:ascii="Arial" w:hAnsi="Arial" w:cs="Arial"/>
+          <w:sz w:val="28"/>
+          <w:szCs w:val="28"/>
+        </w:rPr>
+      </w:pPr>
+      <w:r>
+        <w:rPr>
+          <w:rFonts w:ascii="Arial" w:hAnsi="Arial" w:cs="Arial"/>
+          <w:sz w:val="28"/>
+          <w:szCs w:val="28"/>
+        </w:rPr>
+        <w:t>- Dynamic text to display suggestions.</w:t>
+      </w:r>
+    </w:p>
+    <w:p>
+      <w:pPr>
+        <w:jc w:val="both"/>
+        <w:rPr>
+          <w:rFonts w:ascii="Arial" w:hAnsi="Arial" w:cs="Arial"/>
+          <w:sz w:val="28"/>
+          <w:szCs w:val="28"/>
+        </w:rPr>
+      </w:pPr>
+      <w:r>
+        <w:rPr>
+          <w:rFonts w:ascii="Arial" w:hAnsi="Arial" w:cs="Arial"/>
+          <w:sz w:val="28"/>
+          <w:szCs w:val="28"/>
+        </w:rPr>
+        <w:t>- Styled user interface with custom background and buttons.</w:t>
+      </w:r>
+      <w:r>
+        <w:rPr>
+          <w:rFonts w:ascii="Arial" w:hAnsi="Arial" w:cs="Arial"/>
+          <w:sz w:val="28"/>
+          <w:szCs w:val="28"/>
+        </w:rPr>
+        <w:t xml:space="preserve"> </w:t>
+      </w:r>
+      <w:sdt>
+        <w:sdtPr>
+          <w:rPr>
+            <w:rFonts w:ascii="Arial" w:hAnsi="Arial" w:cs="Arial"/>
+            <w:sz w:val="28"/>
+            <w:szCs w:val="28"/>
+          </w:rPr>
+          <w:id w:val="-63654957"/>
+          <w:citation/>
+        </w:sdtPr>
+        <w:sdtContent>
+          <w:r>
+            <w:rPr>
+              <w:rFonts w:ascii="Arial" w:hAnsi="Arial" w:cs="Arial"/>
+              <w:sz w:val="28"/>
+              <w:szCs w:val="28"/>
+            </w:rPr>
+            <w:fldChar w:fldCharType="begin"/>
+          </w:r>
+          <w:r>
+            <w:rPr>
+              <w:rFonts w:ascii="Arial" w:hAnsi="Arial" w:cs="Arial"/>
+              <w:sz w:val="28"/>
+              <w:szCs w:val="28"/>
+            </w:rPr>
+            <w:instrText xml:space="preserve"> CITATION VNa26 \l 7177 </w:instrText>
+          </w:r>
+          <w:r>
+            <w:rPr>
+              <w:rFonts w:ascii="Arial" w:hAnsi="Arial" w:cs="Arial"/>
+              <w:sz w:val="28"/>
+              <w:szCs w:val="28"/>
+            </w:rPr>
+            <w:fldChar w:fldCharType="separate"/>
+          </w:r>
+          <w:r>
+            <w:rPr>
+              <w:rFonts w:ascii="Arial" w:hAnsi="Arial" w:cs="Arial"/>
+              <w:noProof/>
+              <w:sz w:val="28"/>
+              <w:szCs w:val="28"/>
+            </w:rPr>
+            <w:t>(VNaidooDev, 2026)</w:t>
+          </w:r>
+          <w:r>
+            <w:rPr>
+              <w:rFonts w:ascii="Arial" w:hAnsi="Arial" w:cs="Arial"/>
+              <w:sz w:val="28"/>
+              <w:szCs w:val="28"/>
+            </w:rPr>
+            <w:fldChar w:fldCharType="end"/>
+          </w:r>
+        </w:sdtContent>
+      </w:sdt>
+    </w:p>
+    <w:p>
+      <w:pPr>
+        <w:jc w:val="both"/>
+        <w:rPr>
+          <w:rFonts w:ascii="Arial" w:hAnsi="Arial" w:cs="Arial"/>
+          <w:sz w:val="28"/>
+          <w:szCs w:val="28"/>
+        </w:rPr>
+      </w:pPr>
+    </w:p>
+    <w:p>
+      <w:pPr>
+        <w:jc w:val="both"/>
+        <w:rPr>
+          <w:rFonts w:ascii="Arial" w:hAnsi="Arial" w:cs="Arial"/>
+          <w:sz w:val="28"/>
+          <w:szCs w:val="28"/>
+        </w:rPr>
+      </w:pPr>
+    </w:p>
+    <w:p>
+      <w:pPr>
+        <w:jc w:val="both"/>
+        <w:rPr>
+          <w:rFonts w:ascii="Arial" w:hAnsi="Arial" w:cs="Arial"/>
+          <w:sz w:val="28"/>
+          <w:szCs w:val="28"/>
+        </w:rPr>
+      </w:pPr>
+    </w:p>
+    <w:p>
+      <w:pPr>
+        <w:jc w:val="both"/>
+        <w:rPr>
+          <w:rFonts w:ascii="Arial" w:hAnsi="Arial" w:cs="Arial"/>
+          <w:sz w:val="28"/>
+          <w:szCs w:val="28"/>
+        </w:rPr>
+      </w:pPr>
+    </w:p>
+    <w:p>
+      <w:pPr>
+        <w:jc w:val="both"/>
+        <w:rPr>
+          <w:rFonts w:ascii="Arial" w:hAnsi="Arial" w:cs="Arial"/>
+          <w:sz w:val="28"/>
+          <w:szCs w:val="28"/>
+        </w:rPr>
+      </w:pPr>
+    </w:p>
+    <w:p>
+      <w:pPr>
+        <w:jc w:val="both"/>
+        <w:rPr>
+          <w:rFonts w:ascii="Arial" w:hAnsi="Arial" w:cs="Arial"/>
+          <w:sz w:val="28"/>
+          <w:szCs w:val="28"/>
+        </w:rPr>
+      </w:pPr>
+    </w:p>
+    <w:p>
+      <w:pPr>
+        <w:jc w:val="both"/>
+        <w:rPr>
+          <w:rFonts w:ascii="Arial" w:hAnsi="Arial" w:cs="Arial"/>
+          <w:sz w:val="28"/>
+          <w:szCs w:val="28"/>
+        </w:rPr>
+      </w:pPr>
+    </w:p>
+    <w:p>
+      <w:pPr>
+        <w:jc w:val="both"/>
+        <w:rPr>
+          <w:rFonts w:ascii="Arial" w:hAnsi="Arial" w:cs="Arial"/>
+          <w:sz w:val="28"/>
+          <w:szCs w:val="28"/>
+        </w:rPr>
+      </w:pPr>
+    </w:p>
+    <w:p>
+      <w:pPr>
+        <w:jc w:val="both"/>
+        <w:rPr>
+          <w:rFonts w:ascii="Arial" w:hAnsi="Arial" w:cs="Arial"/>
+          <w:sz w:val="28"/>
+          <w:szCs w:val="28"/>
+        </w:rPr>
+      </w:pPr>
+    </w:p>
+    <w:p>
+      <w:pPr>
+        <w:jc w:val="both"/>
+        <w:rPr>
+          <w:rFonts w:ascii="Arial" w:hAnsi="Arial" w:cs="Arial"/>
+          <w:sz w:val="28"/>
+          <w:szCs w:val="28"/>
+        </w:rPr>
+      </w:pPr>
+    </w:p>
+    <w:p>
+      <w:pPr>
+        <w:jc w:val="both"/>
+        <w:rPr>
+          <w:rFonts w:ascii="Arial" w:hAnsi="Arial" w:cs="Arial"/>
+          <w:sz w:val="28"/>
+          <w:szCs w:val="28"/>
+        </w:rPr>
+      </w:pPr>
+    </w:p>
+    <w:p>
+      <w:pPr>
+        <w:jc w:val="both"/>
+        <w:rPr>
+          <w:rFonts w:ascii="Arial" w:hAnsi="Arial" w:cs="Arial"/>
+          <w:sz w:val="28"/>
+          <w:szCs w:val="28"/>
+        </w:rPr>
+      </w:pPr>
+    </w:p>
+    <w:p>
+      <w:pPr>
+        <w:jc w:val="both"/>
+        <w:rPr>
+          <w:rFonts w:ascii="Arial" w:hAnsi="Arial" w:cs="Arial"/>
+          <w:sz w:val="28"/>
+          <w:szCs w:val="28"/>
+        </w:rPr>
+      </w:pPr>
+    </w:p>
+    <w:p>
+      <w:pPr>
+        <w:jc w:val="both"/>
+        <w:rPr>
+          <w:rFonts w:ascii="Arial" w:hAnsi="Arial" w:cs="Arial"/>
+          <w:sz w:val="28"/>
+          <w:szCs w:val="28"/>
+        </w:rPr>
+      </w:pPr>
+    </w:p>
+    <w:p>
+      <w:pPr>
+        <w:jc w:val="both"/>
+        <w:rPr>
+          <w:rFonts w:ascii="Arial" w:hAnsi="Arial" w:cs="Arial"/>
+          <w:sz w:val="28"/>
+          <w:szCs w:val="28"/>
+        </w:rPr>
+      </w:pPr>
     </w:p>
     <w:p>
       <w:pPr>
@@ -1027,7 +2052,6 @@
           <w:szCs w:val="32"/>
           <w:u w:val="single"/>
         </w:rPr>
-        <w:lastRenderedPageBreak/>
         <w:t>GITHUB LINK</w:t>
       </w:r>
     </w:p>
@@ -1988,6 +3012,23 @@
       <w:szCs w:val="18"/>
     </w:rPr>
   </w:style>
+  <w:style w:type="paragraph" w:styleId="NormalWeb">
+    <w:name w:val="Normal (Web)"/>
+    <w:basedOn w:val="Normal"/>
+    <w:uiPriority w:val="99"/>
+    <w:semiHidden/>
+    <w:unhideWhenUsed/>
+    <w:rsid w:val="00092182"/>
+    <w:pPr>
+      <w:spacing w:before="100" w:beforeAutospacing="1" w:after="100" w:afterAutospacing="1" w:line="240" w:lineRule="auto"/>
+    </w:pPr>
+    <w:rPr>
+      <w:rFonts w:ascii="Times New Roman" w:eastAsia="Times New Roman" w:hAnsi="Times New Roman" w:cs="Times New Roman"/>
+      <w:kern w:val="0"/>
+      <w:lang w:eastAsia="en-ZA"/>
+      <w14:ligatures w14:val="none"/>
+    </w:rPr>
+  </w:style>
 </w:styles>
 </file>
 
@@ -2329,11 +3370,34 @@
     <b:URL>https://chatgpt.com/share/69c536d5-3f70-832d-972e-7ef27120cb50</b:URL>
     <b:RefOrder>1</b:RefOrder>
   </b:Source>
+  <b:Source>
+    <b:Tag>VNa26</b:Tag>
+    <b:SourceType>InternetSite</b:SourceType>
+    <b:Guid>{45BCE787-50B9-457C-A73E-764CD0BCBE02}</b:Guid>
+    <b:Author>
+      <b:Author>
+        <b:NameList>
+          <b:Person>
+            <b:Last>VNaidooDev</b:Last>
+          </b:Person>
+        </b:NameList>
+      </b:Author>
+    </b:Author>
+    <b:Title>VIRAAT-NAIDOO-IMAD-ASSIGNMENT-1</b:Title>
+    <b:Year>2026</b:Year>
+    <b:YearAccessed>2026</b:YearAccessed>
+    <b:MonthAccessed>03</b:MonthAccessed>
+    <b:DayAccessed>2026</b:DayAccessed>
+    <b:URL>https://github.com/VNaidoo-DEV/VIRAAT-NAIDOO-IMAD-ASSIGNMENT-1/edit/master/README.md</b:URL>
+    <b:Month>03</b:Month>
+    <b:Day>29</b:Day>
+    <b:RefOrder>2</b:RefOrder>
+  </b:Source>
 </b:Sources>
 </file>
 
 <file path=customXml/itemProps1.xml><?xml version="1.0" encoding="utf-8"?>
-<ds:datastoreItem xmlns:ds="http://schemas.openxmlformats.org/officeDocument/2006/customXml" ds:itemID="{0AE3D53C-A038-4D6C-BA69-6930776D8F65}">
+<ds:datastoreItem xmlns:ds="http://schemas.openxmlformats.org/officeDocument/2006/customXml" ds:itemID="{FAF70698-72EA-4287-B4DC-8EFF9BDFB348}">
   <ds:schemaRefs>
     <ds:schemaRef ds:uri="http://schemas.openxmlformats.org/officeDocument/2006/bibliography"/>
   </ds:schemaRefs>

--- a/README.docx
+++ b/README.docx
@@ -1401,17 +1401,6 @@
           <w:rFonts w:ascii="Arial" w:hAnsi="Arial" w:cs="Arial"/>
           <w:sz w:val="28"/>
           <w:szCs w:val="28"/>
-        </w:rPr>
-      </w:pPr>
-    </w:p>
-    <w:p>
-      <w:pPr>
-        <w:spacing w:line="240" w:lineRule="auto"/>
-        <w:jc w:val="both"/>
-        <w:rPr>
-          <w:rFonts w:ascii="Arial" w:hAnsi="Arial" w:cs="Arial"/>
-          <w:sz w:val="28"/>
-          <w:szCs w:val="28"/>
           <w:u w:val="single"/>
         </w:rPr>
       </w:pPr>
@@ -1886,156 +1875,6 @@
         <w:jc w:val="both"/>
         <w:rPr>
           <w:rFonts w:ascii="Arial" w:hAnsi="Arial" w:cs="Arial"/>
-          <w:sz w:val="28"/>
-          <w:szCs w:val="28"/>
-        </w:rPr>
-      </w:pPr>
-    </w:p>
-    <w:p>
-      <w:pPr>
-        <w:jc w:val="both"/>
-        <w:rPr>
-          <w:rFonts w:ascii="Arial" w:hAnsi="Arial" w:cs="Arial"/>
-          <w:sz w:val="28"/>
-          <w:szCs w:val="28"/>
-        </w:rPr>
-      </w:pPr>
-    </w:p>
-    <w:p>
-      <w:pPr>
-        <w:jc w:val="both"/>
-        <w:rPr>
-          <w:rFonts w:ascii="Arial" w:hAnsi="Arial" w:cs="Arial"/>
-          <w:sz w:val="28"/>
-          <w:szCs w:val="28"/>
-        </w:rPr>
-      </w:pPr>
-    </w:p>
-    <w:p>
-      <w:pPr>
-        <w:jc w:val="both"/>
-        <w:rPr>
-          <w:rFonts w:ascii="Arial" w:hAnsi="Arial" w:cs="Arial"/>
-          <w:sz w:val="28"/>
-          <w:szCs w:val="28"/>
-        </w:rPr>
-      </w:pPr>
-    </w:p>
-    <w:p>
-      <w:pPr>
-        <w:jc w:val="both"/>
-        <w:rPr>
-          <w:rFonts w:ascii="Arial" w:hAnsi="Arial" w:cs="Arial"/>
-          <w:sz w:val="28"/>
-          <w:szCs w:val="28"/>
-        </w:rPr>
-      </w:pPr>
-    </w:p>
-    <w:p>
-      <w:pPr>
-        <w:jc w:val="both"/>
-        <w:rPr>
-          <w:rFonts w:ascii="Arial" w:hAnsi="Arial" w:cs="Arial"/>
-          <w:sz w:val="28"/>
-          <w:szCs w:val="28"/>
-        </w:rPr>
-      </w:pPr>
-    </w:p>
-    <w:p>
-      <w:pPr>
-        <w:jc w:val="both"/>
-        <w:rPr>
-          <w:rFonts w:ascii="Arial" w:hAnsi="Arial" w:cs="Arial"/>
-          <w:sz w:val="28"/>
-          <w:szCs w:val="28"/>
-        </w:rPr>
-      </w:pPr>
-    </w:p>
-    <w:p>
-      <w:pPr>
-        <w:jc w:val="both"/>
-        <w:rPr>
-          <w:rFonts w:ascii="Arial" w:hAnsi="Arial" w:cs="Arial"/>
-          <w:sz w:val="28"/>
-          <w:szCs w:val="28"/>
-        </w:rPr>
-      </w:pPr>
-    </w:p>
-    <w:p>
-      <w:pPr>
-        <w:jc w:val="both"/>
-        <w:rPr>
-          <w:rFonts w:ascii="Arial" w:hAnsi="Arial" w:cs="Arial"/>
-          <w:sz w:val="28"/>
-          <w:szCs w:val="28"/>
-        </w:rPr>
-      </w:pPr>
-    </w:p>
-    <w:p>
-      <w:pPr>
-        <w:jc w:val="both"/>
-        <w:rPr>
-          <w:rFonts w:ascii="Arial" w:hAnsi="Arial" w:cs="Arial"/>
-          <w:sz w:val="28"/>
-          <w:szCs w:val="28"/>
-        </w:rPr>
-      </w:pPr>
-    </w:p>
-    <w:p>
-      <w:pPr>
-        <w:jc w:val="both"/>
-        <w:rPr>
-          <w:rFonts w:ascii="Arial" w:hAnsi="Arial" w:cs="Arial"/>
-          <w:sz w:val="28"/>
-          <w:szCs w:val="28"/>
-        </w:rPr>
-      </w:pPr>
-    </w:p>
-    <w:p>
-      <w:pPr>
-        <w:jc w:val="both"/>
-        <w:rPr>
-          <w:rFonts w:ascii="Arial" w:hAnsi="Arial" w:cs="Arial"/>
-          <w:sz w:val="28"/>
-          <w:szCs w:val="28"/>
-        </w:rPr>
-      </w:pPr>
-    </w:p>
-    <w:p>
-      <w:pPr>
-        <w:jc w:val="both"/>
-        <w:rPr>
-          <w:rFonts w:ascii="Arial" w:hAnsi="Arial" w:cs="Arial"/>
-          <w:sz w:val="28"/>
-          <w:szCs w:val="28"/>
-        </w:rPr>
-      </w:pPr>
-    </w:p>
-    <w:p>
-      <w:pPr>
-        <w:jc w:val="both"/>
-        <w:rPr>
-          <w:rFonts w:ascii="Arial" w:hAnsi="Arial" w:cs="Arial"/>
-          <w:sz w:val="28"/>
-          <w:szCs w:val="28"/>
-        </w:rPr>
-      </w:pPr>
-    </w:p>
-    <w:p>
-      <w:pPr>
-        <w:jc w:val="both"/>
-        <w:rPr>
-          <w:rFonts w:ascii="Arial" w:hAnsi="Arial" w:cs="Arial"/>
-          <w:sz w:val="28"/>
-          <w:szCs w:val="28"/>
-        </w:rPr>
-      </w:pPr>
-    </w:p>
-    <w:p>
-      <w:pPr>
-        <w:jc w:val="both"/>
-        <w:rPr>
-          <w:rFonts w:ascii="Arial" w:hAnsi="Arial" w:cs="Arial"/>
           <w:b/>
           <w:bCs/>
           <w:sz w:val="32"/>
@@ -2052,6 +1891,7 @@
           <w:szCs w:val="32"/>
           <w:u w:val="single"/>
         </w:rPr>
+        <w:lastRenderedPageBreak/>
         <w:t>GITHUB LINK</w:t>
       </w:r>
     </w:p>
@@ -2064,6 +1904,35 @@
           <w:szCs w:val="28"/>
         </w:rPr>
       </w:pPr>
+      <w:hyperlink r:id="rId12" w:history="1">
+        <w:r>
+          <w:rPr>
+            <w:rStyle w:val="Hyperlink"/>
+            <w:rFonts w:ascii="Arial" w:hAnsi="Arial" w:cs="Arial"/>
+            <w:sz w:val="28"/>
+            <w:szCs w:val="28"/>
+          </w:rPr>
+          <w:t>https://github.com/VNa</w:t>
+        </w:r>
+        <w:r>
+          <w:rPr>
+            <w:rStyle w:val="Hyperlink"/>
+            <w:rFonts w:ascii="Arial" w:hAnsi="Arial" w:cs="Arial"/>
+            <w:sz w:val="28"/>
+            <w:szCs w:val="28"/>
+          </w:rPr>
+          <w:t>i</w:t>
+        </w:r>
+        <w:r>
+          <w:rPr>
+            <w:rStyle w:val="Hyperlink"/>
+            <w:rFonts w:ascii="Arial" w:hAnsi="Arial" w:cs="Arial"/>
+            <w:sz w:val="28"/>
+            <w:szCs w:val="28"/>
+          </w:rPr>
+          <w:t>doo-DEV/VIRAAT-NAIDOO-IMAD-ASSIGNMENT-1</w:t>
+        </w:r>
+      </w:hyperlink>
     </w:p>
     <w:p/>
     <w:sectPr>
@@ -3029,6 +2898,41 @@
       <w14:ligatures w14:val="none"/>
     </w:rPr>
   </w:style>
+  <w:style w:type="character" w:styleId="Hyperlink">
+    <w:name w:val="Hyperlink"/>
+    <w:basedOn w:val="DefaultParagraphFont"/>
+    <w:uiPriority w:val="99"/>
+    <w:unhideWhenUsed/>
+    <w:rsid w:val="0057550F"/>
+    <w:rPr>
+      <w:color w:val="467886" w:themeColor="hyperlink"/>
+      <w:u w:val="single"/>
+    </w:rPr>
+  </w:style>
+  <w:style w:type="character" w:styleId="UnresolvedMention">
+    <w:name w:val="Unresolved Mention"/>
+    <w:basedOn w:val="DefaultParagraphFont"/>
+    <w:uiPriority w:val="99"/>
+    <w:semiHidden/>
+    <w:unhideWhenUsed/>
+    <w:rsid w:val="0057550F"/>
+    <w:rPr>
+      <w:color w:val="605E5C"/>
+      <w:shd w:val="clear" w:color="auto" w:fill="E1DFDD"/>
+    </w:rPr>
+  </w:style>
+  <w:style w:type="character" w:styleId="FollowedHyperlink">
+    <w:name w:val="FollowedHyperlink"/>
+    <w:basedOn w:val="DefaultParagraphFont"/>
+    <w:uiPriority w:val="99"/>
+    <w:semiHidden/>
+    <w:unhideWhenUsed/>
+    <w:rsid w:val="0057550F"/>
+    <w:rPr>
+      <w:color w:val="96607D" w:themeColor="followedHyperlink"/>
+      <w:u w:val="single"/>
+    </w:rPr>
+  </w:style>
 </w:styles>
 </file>
 
